--- a/klagomål/A 35306-2026 FSC-klagomål.docx
+++ b/klagomål/A 35306-2026 FSC-klagomål.docx
@@ -668,7 +668,7 @@
     <w:r>
       <w:tab/>
       <w:tab/>
-      <w:t>2026-09-14</w:t>
+      <w:t>2026-09-15</w:t>
       <w:br/>
       <w:br/>
     </w:r>

--- a/klagomål/A 35306-2026 FSC-klagomål.docx
+++ b/klagomål/A 35306-2026 FSC-klagomål.docx
@@ -668,7 +668,7 @@
     <w:r>
       <w:tab/>
       <w:tab/>
-      <w:t>2026-09-15</w:t>
+      <w:t>2026-09-16</w:t>
       <w:br/>
       <w:br/>
     </w:r>

--- a/klagomål/A 35306-2026 FSC-klagomål.docx
+++ b/klagomål/A 35306-2026 FSC-klagomål.docx
@@ -668,7 +668,7 @@
     <w:r>
       <w:tab/>
       <w:tab/>
-      <w:t>2026-09-16</w:t>
+      <w:t>2026-09-17</w:t>
       <w:br/>
       <w:br/>
     </w:r>

--- a/klagomål/A 35306-2026 FSC-klagomål.docx
+++ b/klagomål/A 35306-2026 FSC-klagomål.docx
@@ -668,7 +668,7 @@
     <w:r>
       <w:tab/>
       <w:tab/>
-      <w:t>2026-09-17</w:t>
+      <w:t>2026-09-18</w:t>
       <w:br/>
       <w:br/>
     </w:r>

--- a/klagomål/A 35306-2026 FSC-klagomål.docx
+++ b/klagomål/A 35306-2026 FSC-klagomål.docx
@@ -668,7 +668,7 @@
     <w:r>
       <w:tab/>
       <w:tab/>
-      <w:t>2026-09-18</w:t>
+      <w:t>2026-09-19</w:t>
       <w:br/>
       <w:br/>
     </w:r>

--- a/klagomål/A 35306-2026 FSC-klagomål.docx
+++ b/klagomål/A 35306-2026 FSC-klagomål.docx
@@ -668,7 +668,7 @@
     <w:r>
       <w:tab/>
       <w:tab/>
-      <w:t>2026-09-19</w:t>
+      <w:t>2026-09-21</w:t>
       <w:br/>
       <w:br/>
     </w:r>

--- a/klagomål/A 35306-2026 FSC-klagomål.docx
+++ b/klagomål/A 35306-2026 FSC-klagomål.docx
@@ -668,7 +668,7 @@
     <w:r>
       <w:tab/>
       <w:tab/>
-      <w:t>2026-09-21</w:t>
+      <w:t>2026-09-23</w:t>
       <w:br/>
       <w:br/>
     </w:r>

--- a/klagomål/A 35306-2026 FSC-klagomål.docx
+++ b/klagomål/A 35306-2026 FSC-klagomål.docx
@@ -668,7 +668,7 @@
     <w:r>
       <w:tab/>
       <w:tab/>
-      <w:t>2026-09-23</w:t>
+      <w:t>2026-09-24</w:t>
       <w:br/>
       <w:br/>
     </w:r>

--- a/klagomål/A 35306-2026 FSC-klagomål.docx
+++ b/klagomål/A 35306-2026 FSC-klagomål.docx
@@ -668,7 +668,7 @@
     <w:r>
       <w:tab/>
       <w:tab/>
-      <w:t>2026-09-24</w:t>
+      <w:t>2026-09-25</w:t>
       <w:br/>
       <w:br/>
     </w:r>

--- a/klagomål/A 35306-2026 FSC-klagomål.docx
+++ b/klagomål/A 35306-2026 FSC-klagomål.docx
@@ -221,7 +221,7 @@
     </w:p>
     <w:p>
       <w:r>
-        <w:t>I och inom 25 meter från avverkningsanmälan finns fynd av 6 naturvårdsarter, varav 4 är rödlistade, 2 är fridlysta och 1 är signalart (S): brunfläckig pärlemorfjäril (VU), väddnätfjäril (VU, §6), ängsskäreplattmal (VU), sotnätfjäril (NT), större aspvedbock (S) och törnskata (§4). Se Figur 1.</w:t>
+        <w:t>I och inom 25 meter från avverkningsanmälan finns fynd av 11 naturvårdsarter, varav 5 är rödlistade, 3 är fridlysta, 5 är typiska (T) och 4 är signalarter (S): brunfläckig pärlemorfjäril (VU), väddnätfjäril (VU, §6), ängsskäreplattmal (VU), sotnätfjäril (NT), ullticka (NT, T), bronshjon (S, T), stubbspretmossa (S, T), större aspvedbock (S), vedticka (S, T), spillkråka (T, §4) och törnskata (§4). Se Figur 1.</w:t>
       </w:r>
     </w:p>
     <w:p>
@@ -244,7 +244,152 @@
     </w:p>
     <w:p>
       <w:r>
-        <w:t>Nedan följer beskrivningar av de naturvårdsarter och fridlysta arter som har sina livsmiljöer och växtplatser i den avverkningsanmälda skogen. De påträffade naturvårdsarterna är ett tydligt kvitto på att det rör sig om en skog med höga naturvärden.</w:t>
+        <w:t>Nedan följer beskrivningar av de naturvårdsarter och fridlysta arter som har sina livsmiljöer och växtplatser i den avverkningsanmälda skogen. Se även ytterligare artfakta i BILAGA 1. De påträffade naturvårdsarterna är ett tydligt kvitto på att det rör sig om en skog med höga naturvärden.</w:t>
+      </w:r>
+    </w:p>
+    <w:p>
+      <w:r>
+        <w:rPr>
+          <w:b/>
+        </w:rPr>
+        <w:t>Ullticka (NT)</w:t>
+      </w:r>
+      <w:r>
+        <w:t xml:space="preserve"> är knuten till restbestånd av barrnaturskog och förekommer med ett tydligt optimum i orörda eller måttligt påverkade gamla granskogar där det föreligger viss kontinuitet av grov död ved. Ullticka är en bra signalart inom hela sitt utbredningsområde och i södra Sverige är den sällsynt och en god signalart för skyddsvärda granskogsmiljöer. Den hotas av avverkning och fragmentering av naturskog och äldre granskog med lång trädkontinuitet. På ullticka kan ibland ulltickeporing (VU) påträffas - det är en sällsynt ticka som nyligen delats upp i de tre olika arterna ulltickeporing </w:t>
+      </w:r>
+      <w:r>
+        <w:rPr>
+          <w:i/>
+        </w:rPr>
+        <w:t xml:space="preserve">Skeletocutis brevispora </w:t>
+      </w:r>
+      <w:r>
+        <w:t>(VU)</w:t>
+      </w:r>
+      <w:r>
+        <w:rPr>
+          <w:i/>
+        </w:rPr>
+        <w:t>, Skeletocutis delicata</w:t>
+      </w:r>
+      <w:r>
+        <w:t xml:space="preserve"> (VU)</w:t>
+      </w:r>
+      <w:r>
+        <w:rPr>
+          <w:i/>
+        </w:rPr>
+        <w:t xml:space="preserve"> och Skeletocutis exilis</w:t>
+      </w:r>
+      <w:r>
+        <w:t xml:space="preserve"> (NT). Ullticka är typisk art för </w:t>
+      </w:r>
+      <w:r>
+        <w:rPr>
+          <w:i/>
+        </w:rPr>
+        <w:t xml:space="preserve">9010 Taiga, 9050 Näringsrik granskog </w:t>
+      </w:r>
+      <w:r>
+        <w:t xml:space="preserve">och </w:t>
+      </w:r>
+      <w:r>
+        <w:rPr>
+          <w:i/>
+        </w:rPr>
+        <w:t>9030 Landhöjningsskog</w:t>
+      </w:r>
+      <w:r>
+        <w:t xml:space="preserve"> (SLU Artdatabanken, 2026; Nitare &amp; Skogsstyrelsen, 2019; Miettinen &amp; Niemelä, 2018).</w:t>
+      </w:r>
+    </w:p>
+    <w:p>
+      <w:r>
+        <w:rPr>
+          <w:b/>
+        </w:rPr>
+        <w:t>Bronshjon</w:t>
+      </w:r>
+      <w:r>
+        <w:t xml:space="preserve"> är en skalbagge vars larvutveckling sker under grov bark på stammar av döda eller döende barrträd, främst gran, i mindre omfattning tall. Arten är knuten till äldre, naturskogslik granskog med inslag av torkande träd. Bronshjon är typisk art för </w:t>
+      </w:r>
+      <w:r>
+        <w:rPr>
+          <w:i/>
+        </w:rPr>
+        <w:t>9010 Taiga</w:t>
+      </w:r>
+      <w:r>
+        <w:t xml:space="preserve"> (SLU Artdatabanken, 2025).</w:t>
+      </w:r>
+    </w:p>
+    <w:p>
+      <w:r>
+        <w:rPr>
+          <w:b/>
+        </w:rPr>
+        <w:t>Stubbspretmossa</w:t>
+      </w:r>
+      <w:r>
+        <w:t xml:space="preserve"> växer på ved i rika löv- och barrskogar med relativt hög luftfuktighet och indikerar fuktiga skogsmiljöer med gott om murken ved och ofta höga naturvärden. Stubbspretmossa är typisk art för </w:t>
+      </w:r>
+      <w:r>
+        <w:rPr>
+          <w:i/>
+        </w:rPr>
+        <w:t>9020 Nordlig ädellövskog</w:t>
+      </w:r>
+      <w:r>
+        <w:t xml:space="preserve"> (SLU Artdatabanken, 2024).</w:t>
+      </w:r>
+    </w:p>
+    <w:p>
+      <w:r>
+        <w:rPr>
+          <w:b/>
+        </w:rPr>
+        <w:t xml:space="preserve">Vedticka </w:t>
+      </w:r>
+      <w:r>
+        <w:t xml:space="preserve">är en bra signalart söder om den naturliga norrlandsgränsen. Den är huvudsakligen knuten till äldre barrskogar där det föreligger långvarig kontinuitet av död barrved. Vedticka är typisk art för </w:t>
+      </w:r>
+      <w:r>
+        <w:rPr>
+          <w:i/>
+        </w:rPr>
+        <w:t xml:space="preserve">9010 Taiga </w:t>
+      </w:r>
+      <w:r>
+        <w:t>(Nitare &amp; Skogsstyrelsen, 2019; SLU Artdatabanken, 2025).</w:t>
+      </w:r>
+    </w:p>
+    <w:p>
+      <w:r>
+        <w:rPr>
+          <w:b/>
+        </w:rPr>
+        <w:t>Spillkråka (§4)</w:t>
+      </w:r>
+      <w:r>
+        <w:t xml:space="preserve"> omfattas av bilaga 1 i EU:s fågeldirektiv och är typisk art för </w:t>
+      </w:r>
+      <w:r>
+        <w:rPr>
+          <w:i/>
+        </w:rPr>
+        <w:t xml:space="preserve">9010 Taiga </w:t>
+      </w:r>
+      <w:r>
+        <w:t>och</w:t>
+      </w:r>
+      <w:r>
+        <w:rPr>
+          <w:i/>
+        </w:rPr>
+        <w:t xml:space="preserve"> 9740 Skogsbevuxen myr</w:t>
+      </w:r>
+      <w:r>
+        <w:t>. Den behöver grova träd, främst tall, asp och bok som boträd. Skogsbruk med korta omloppstider och täta, homogena ungskogar utgör det största hotet. Spillkråka är en nyckelart i skogliga miljöer vars övergivna bohål utnyttjas av flera andra hålhäckande fågelarter och fladdermöss, däribland pärluggla (EN, §4), knipa (§4), salskrake (§4) och skogsduva (§4). Hökuggla (VU, §4) och slaguggla (§4) häckar ofta i högstubbar som brutits av i höjd med ett gammalt spillkråkebo (SLU Artdatabanken, 2026; Skogsstyrelsen, 2016).</w:t>
       </w:r>
     </w:p>
     <w:p>
@@ -353,7 +498,7 @@
         <w:rPr>
           <w:i/>
         </w:rPr>
-        <w:t>I det avverkningsanmälda skogsområdet har 6 naturvårdsarter varav 4 rödlistade arter sina livsmiljöer och växtplatser.</w:t>
+        <w:t>I det avverkningsanmälda skogsområdet har 11 naturvårdsarter varav 5 rödlistade arter sina livsmiljöer och växtplatser.</w:t>
       </w:r>
     </w:p>
     <w:p>
@@ -540,6 +685,91 @@
         <w:t>I den avverkningsanmälda skogen har fridlysta arter sina livsmiljöer och växtplatser. Att skada de fridlysta arternas livsmiljöer, växtplatser eller ekologiska funktion är inte tillåtet enligt artskyddsförordningen</w:t>
       </w:r>
     </w:p>
+    <w:p>
+      <w:r>
+        <w:br w:type="page"/>
+      </w:r>
+    </w:p>
+    <w:p>
+      <w:pPr>
+        <w:pStyle w:val="Title"/>
+      </w:pPr>
+      <w:r>
+        <w:t>BILAGA 1 – Fridlysta arter</w:t>
+      </w:r>
+    </w:p>
+    <w:p>
+      <w:pPr>
+        <w:pStyle w:val="Heading1"/>
+      </w:pPr>
+      <w:r>
+        <w:t>Spillkråka – ekologi samt krav på livsmiljön</w:t>
+      </w:r>
+    </w:p>
+    <w:p>
+      <w:r>
+        <w:t xml:space="preserve">Spillkråka (§4) ingår i bilaga 1 EU:s fågeldirektiv och är typisk art för </w:t>
+      </w:r>
+      <w:r>
+        <w:rPr>
+          <w:i/>
+        </w:rPr>
+        <w:t xml:space="preserve">9010 Taiga </w:t>
+      </w:r>
+      <w:r>
+        <w:t>och</w:t>
+      </w:r>
+      <w:r>
+        <w:rPr>
+          <w:i/>
+        </w:rPr>
+        <w:t xml:space="preserve"> 9740 Skogsbevuxen myr</w:t>
+      </w:r>
+      <w:r>
+        <w:t>. Den lever i både barr- och blandskog liksom i ren lövskog. De tätaste populationerna tenderar att finnas i äldre, variationsrik blandskog med gott om död ved och gamla träd. Varje par utnyttjar 400–1000 hektar skog beroende på skogens kvalitet. Skogsbruk med korta omloppstider och täta, homogena ungskogar utgör det största hotet (SLU Artdatabanken, 2026).</w:t>
+      </w:r>
+    </w:p>
+    <w:p>
+      <w:r>
+        <w:t>Spillkråka är en nyckelart i skogliga miljöer vars övergivna bohål utnyttjas av flera andra hålhäckande fågelarter och fladdermöss, däribland pärluggla (EN, §4), knipa (§4), salskrake (§4) och skogsduva (§4). Hökuggla (VU, §4) och slaguggla (§4) häckar ofta i högstubbar som brutits av i höjd med ett gammalt spillkråkebo (Skogsstyrelsen, 2016).</w:t>
+      </w:r>
+    </w:p>
+    <w:p>
+      <w:pPr>
+        <w:pStyle w:val="Heading2"/>
+      </w:pPr>
+      <w:r>
+        <w:t>Referenser – spillkråka</w:t>
+      </w:r>
+    </w:p>
+    <w:p>
+      <w:r>
+        <w:t xml:space="preserve">Skogsstyrelsen, 2016. </w:t>
+      </w:r>
+      <w:r>
+        <w:rPr>
+          <w:i/>
+        </w:rPr>
+        <w:t xml:space="preserve">Vägledning för hänsyn till spillkråka. </w:t>
+      </w:r>
+      <w:r>
+        <w:t>Vägledningar och kunskapsstöd artskydd – Skogsstyrelsen.</w:t>
+      </w:r>
+    </w:p>
+    <w:p>
+      <w:r>
+        <w:t xml:space="preserve">SLU Artdatabanken, 2026. </w:t>
+      </w:r>
+      <w:r>
+        <w:rPr>
+          <w:i/>
+        </w:rPr>
+        <w:t xml:space="preserve">Artfaktablad. Naturvård – artfakta. </w:t>
+      </w:r>
+      <w:r>
+        <w:t>SLU Artdatabanken, Uppsala.</w:t>
+      </w:r>
+    </w:p>
     <w:sectPr>
       <w:headerReference w:type="even" r:id="rId8"/>
       <w:headerReference w:type="default" r:id="rId9"/>
@@ -668,7 +898,7 @@
     <w:r>
       <w:tab/>
       <w:tab/>
-      <w:t>2026-09-25</w:t>
+      <w:t>2026-09-26</w:t>
       <w:br/>
       <w:br/>
     </w:r>

--- a/klagomål/A 35306-2026 FSC-klagomål.docx
+++ b/klagomål/A 35306-2026 FSC-klagomål.docx
@@ -898,7 +898,7 @@
     <w:r>
       <w:tab/>
       <w:tab/>
-      <w:t>2026-09-26</w:t>
+      <w:t>2026-09-27</w:t>
       <w:br/>
       <w:br/>
     </w:r>

--- a/klagomål/A 35306-2026 FSC-klagomål.docx
+++ b/klagomål/A 35306-2026 FSC-klagomål.docx
@@ -898,7 +898,7 @@
     <w:r>
       <w:tab/>
       <w:tab/>
-      <w:t>2026-09-27</w:t>
+      <w:t>2026-09-28</w:t>
       <w:br/>
       <w:br/>
     </w:r>

--- a/klagomål/A 35306-2026 FSC-klagomål.docx
+++ b/klagomål/A 35306-2026 FSC-klagomål.docx
@@ -898,7 +898,7 @@
     <w:r>
       <w:tab/>
       <w:tab/>
-      <w:t>2026-09-28</w:t>
+      <w:t>2026-09-29</w:t>
       <w:br/>
       <w:br/>
     </w:r>

--- a/klagomål/A 35306-2026 FSC-klagomål.docx
+++ b/klagomål/A 35306-2026 FSC-klagomål.docx
@@ -898,7 +898,7 @@
     <w:r>
       <w:tab/>
       <w:tab/>
-      <w:t>2026-09-29</w:t>
+      <w:t>2026-09-30</w:t>
       <w:br/>
       <w:br/>
     </w:r>

--- a/klagomål/A 35306-2026 FSC-klagomål.docx
+++ b/klagomål/A 35306-2026 FSC-klagomål.docx
@@ -898,7 +898,7 @@
     <w:r>
       <w:tab/>
       <w:tab/>
-      <w:t>2026-09-30</w:t>
+      <w:t>2026-10-01</w:t>
       <w:br/>
       <w:br/>
     </w:r>

--- a/klagomål/A 35306-2026 FSC-klagomål.docx
+++ b/klagomål/A 35306-2026 FSC-klagomål.docx
@@ -898,7 +898,7 @@
     <w:r>
       <w:tab/>
       <w:tab/>
-      <w:t>2026-10-01</w:t>
+      <w:t>2026-10-02</w:t>
       <w:br/>
       <w:br/>
     </w:r>

--- a/klagomål/A 35306-2026 FSC-klagomål.docx
+++ b/klagomål/A 35306-2026 FSC-klagomål.docx
@@ -898,7 +898,7 @@
     <w:r>
       <w:tab/>
       <w:tab/>
-      <w:t>2026-10-02</w:t>
+      <w:t>2026-10-03</w:t>
       <w:br/>
       <w:br/>
     </w:r>

--- a/klagomål/A 35306-2026 FSC-klagomål.docx
+++ b/klagomål/A 35306-2026 FSC-klagomål.docx
@@ -898,7 +898,7 @@
     <w:r>
       <w:tab/>
       <w:tab/>
-      <w:t>2026-10-03</w:t>
+      <w:t>2026-10-04</w:t>
       <w:br/>
       <w:br/>
     </w:r>

--- a/klagomål/A 35306-2026 FSC-klagomål.docx
+++ b/klagomål/A 35306-2026 FSC-klagomål.docx
@@ -898,7 +898,7 @@
     <w:r>
       <w:tab/>
       <w:tab/>
-      <w:t>2026-10-04</w:t>
+      <w:t>2026-10-05</w:t>
       <w:br/>
       <w:br/>
     </w:r>

--- a/klagomål/A 35306-2026 FSC-klagomål.docx
+++ b/klagomål/A 35306-2026 FSC-klagomål.docx
@@ -898,7 +898,7 @@
     <w:r>
       <w:tab/>
       <w:tab/>
-      <w:t>2026-10-05</w:t>
+      <w:t>2026-10-06</w:t>
       <w:br/>
       <w:br/>
     </w:r>

--- a/klagomål/A 35306-2026 FSC-klagomål.docx
+++ b/klagomål/A 35306-2026 FSC-klagomål.docx
@@ -898,7 +898,7 @@
     <w:r>
       <w:tab/>
       <w:tab/>
-      <w:t>2026-10-06</w:t>
+      <w:t>2026-10-07</w:t>
       <w:br/>
       <w:br/>
     </w:r>

--- a/klagomål/A 35306-2026 FSC-klagomål.docx
+++ b/klagomål/A 35306-2026 FSC-klagomål.docx
@@ -898,7 +898,7 @@
     <w:r>
       <w:tab/>
       <w:tab/>
-      <w:t>2026-10-07</w:t>
+      <w:t>2026-10-08</w:t>
       <w:br/>
       <w:br/>
     </w:r>

--- a/klagomål/A 35306-2026 FSC-klagomål.docx
+++ b/klagomål/A 35306-2026 FSC-klagomål.docx
@@ -898,7 +898,7 @@
     <w:r>
       <w:tab/>
       <w:tab/>
-      <w:t>2026-10-08</w:t>
+      <w:t>2026-10-09</w:t>
       <w:br/>
       <w:br/>
     </w:r>

--- a/klagomål/A 35306-2026 FSC-klagomål.docx
+++ b/klagomål/A 35306-2026 FSC-klagomål.docx
@@ -898,7 +898,7 @@
     <w:r>
       <w:tab/>
       <w:tab/>
-      <w:t>2026-10-09</w:t>
+      <w:t>2026-10-10</w:t>
       <w:br/>
       <w:br/>
     </w:r>

--- a/klagomål/A 35306-2026 FSC-klagomål.docx
+++ b/klagomål/A 35306-2026 FSC-klagomål.docx
@@ -898,7 +898,7 @@
     <w:r>
       <w:tab/>
       <w:tab/>
-      <w:t>2026-10-10</w:t>
+      <w:t>2026-10-11</w:t>
       <w:br/>
       <w:br/>
     </w:r>

--- a/klagomål/A 35306-2026 FSC-klagomål.docx
+++ b/klagomål/A 35306-2026 FSC-klagomål.docx
@@ -898,7 +898,7 @@
     <w:r>
       <w:tab/>
       <w:tab/>
-      <w:t>2026-10-11</w:t>
+      <w:t>2026-10-12</w:t>
       <w:br/>
       <w:br/>
     </w:r>

--- a/klagomål/A 35306-2026 FSC-klagomål.docx
+++ b/klagomål/A 35306-2026 FSC-klagomål.docx
@@ -898,7 +898,7 @@
     <w:r>
       <w:tab/>
       <w:tab/>
-      <w:t>2026-10-12</w:t>
+      <w:t>2026-10-13</w:t>
       <w:br/>
       <w:br/>
     </w:r>

--- a/klagomål/A 35306-2026 FSC-klagomål.docx
+++ b/klagomål/A 35306-2026 FSC-klagomål.docx
@@ -898,7 +898,7 @@
     <w:r>
       <w:tab/>
       <w:tab/>
-      <w:t>2026-10-13</w:t>
+      <w:t>2026-10-14</w:t>
       <w:br/>
       <w:br/>
     </w:r>

--- a/klagomål/A 35306-2026 FSC-klagomål.docx
+++ b/klagomål/A 35306-2026 FSC-klagomål.docx
@@ -898,7 +898,7 @@
     <w:r>
       <w:tab/>
       <w:tab/>
-      <w:t>2026-10-14</w:t>
+      <w:t>2026-10-15</w:t>
       <w:br/>
       <w:br/>
     </w:r>

--- a/klagomål/A 35306-2026 FSC-klagomål.docx
+++ b/klagomål/A 35306-2026 FSC-klagomål.docx
@@ -898,7 +898,7 @@
     <w:r>
       <w:tab/>
       <w:tab/>
-      <w:t>2026-10-15</w:t>
+      <w:t>2026-10-16</w:t>
       <w:br/>
       <w:br/>
     </w:r>

--- a/klagomål/A 35306-2026 FSC-klagomål.docx
+++ b/klagomål/A 35306-2026 FSC-klagomål.docx
@@ -898,7 +898,7 @@
     <w:r>
       <w:tab/>
       <w:tab/>
-      <w:t>2026-10-16</w:t>
+      <w:t>2026-10-17</w:t>
       <w:br/>
       <w:br/>
     </w:r>

--- a/klagomål/A 35306-2026 FSC-klagomål.docx
+++ b/klagomål/A 35306-2026 FSC-klagomål.docx
@@ -898,7 +898,7 @@
     <w:r>
       <w:tab/>
       <w:tab/>
-      <w:t>2026-10-17</w:t>
+      <w:t>2026-10-18</w:t>
       <w:br/>
       <w:br/>
     </w:r>

--- a/klagomål/A 35306-2026 FSC-klagomål.docx
+++ b/klagomål/A 35306-2026 FSC-klagomål.docx
@@ -898,7 +898,7 @@
     <w:r>
       <w:tab/>
       <w:tab/>
-      <w:t>2026-10-18</w:t>
+      <w:t>2026-10-19</w:t>
       <w:br/>
       <w:br/>
     </w:r>

--- a/klagomål/A 35306-2026 FSC-klagomål.docx
+++ b/klagomål/A 35306-2026 FSC-klagomål.docx
@@ -898,7 +898,7 @@
     <w:r>
       <w:tab/>
       <w:tab/>
-      <w:t>2026-10-19</w:t>
+      <w:t>2026-10-20</w:t>
       <w:br/>
       <w:br/>
     </w:r>

--- a/klagomål/A 35306-2026 FSC-klagomål.docx
+++ b/klagomål/A 35306-2026 FSC-klagomål.docx
@@ -898,7 +898,7 @@
     <w:r>
       <w:tab/>
       <w:tab/>
-      <w:t>2026-10-20</w:t>
+      <w:t>2026-10-21</w:t>
       <w:br/>
       <w:br/>
     </w:r>

--- a/klagomål/A 35306-2026 FSC-klagomål.docx
+++ b/klagomål/A 35306-2026 FSC-klagomål.docx
@@ -898,7 +898,7 @@
     <w:r>
       <w:tab/>
       <w:tab/>
-      <w:t>2026-10-21</w:t>
+      <w:t>2026-10-22</w:t>
       <w:br/>
       <w:br/>
     </w:r>

--- a/klagomål/A 35306-2026 FSC-klagomål.docx
+++ b/klagomål/A 35306-2026 FSC-klagomål.docx
@@ -898,7 +898,7 @@
     <w:r>
       <w:tab/>
       <w:tab/>
-      <w:t>2026-10-22</w:t>
+      <w:t>2026-10-23</w:t>
       <w:br/>
       <w:br/>
     </w:r>

--- a/klagomål/A 35306-2026 FSC-klagomål.docx
+++ b/klagomål/A 35306-2026 FSC-klagomål.docx
@@ -898,7 +898,7 @@
     <w:r>
       <w:tab/>
       <w:tab/>
-      <w:t>2026-10-23</w:t>
+      <w:t>2026-10-24</w:t>
       <w:br/>
       <w:br/>
     </w:r>

--- a/klagomål/A 35306-2026 FSC-klagomål.docx
+++ b/klagomål/A 35306-2026 FSC-klagomål.docx
@@ -898,7 +898,7 @@
     <w:r>
       <w:tab/>
       <w:tab/>
-      <w:t>2026-10-24</w:t>
+      <w:t>2026-10-25</w:t>
       <w:br/>
       <w:br/>
     </w:r>

--- a/klagomål/A 35306-2026 FSC-klagomål.docx
+++ b/klagomål/A 35306-2026 FSC-klagomål.docx
@@ -898,7 +898,7 @@
     <w:r>
       <w:tab/>
       <w:tab/>
-      <w:t>2026-10-25</w:t>
+      <w:t>2026-10-26</w:t>
       <w:br/>
       <w:br/>
     </w:r>

--- a/klagomål/A 35306-2026 FSC-klagomål.docx
+++ b/klagomål/A 35306-2026 FSC-klagomål.docx
@@ -898,7 +898,7 @@
     <w:r>
       <w:tab/>
       <w:tab/>
-      <w:t>2026-10-26</w:t>
+      <w:t>2026-10-27</w:t>
       <w:br/>
       <w:br/>
     </w:r>

--- a/klagomål/A 35306-2026 FSC-klagomål.docx
+++ b/klagomål/A 35306-2026 FSC-klagomål.docx
@@ -898,7 +898,7 @@
     <w:r>
       <w:tab/>
       <w:tab/>
-      <w:t>2026-10-27</w:t>
+      <w:t>2026-10-28</w:t>
       <w:br/>
       <w:br/>
     </w:r>

--- a/klagomål/A 35306-2026 FSC-klagomål.docx
+++ b/klagomål/A 35306-2026 FSC-klagomål.docx
@@ -898,7 +898,7 @@
     <w:r>
       <w:tab/>
       <w:tab/>
-      <w:t>2026-10-28</w:t>
+      <w:t>2026-10-29</w:t>
       <w:br/>
       <w:br/>
     </w:r>

--- a/klagomål/A 35306-2026 FSC-klagomål.docx
+++ b/klagomål/A 35306-2026 FSC-klagomål.docx
@@ -898,7 +898,7 @@
     <w:r>
       <w:tab/>
       <w:tab/>
-      <w:t>2026-10-29</w:t>
+      <w:t>2026-10-31</w:t>
       <w:br/>
       <w:br/>
     </w:r>
